--- a/flow/20230914_vu_template/В,У - Мінея/09-Вересень/13-__-передсвяття_Воздвиження.docx
+++ b/flow/20230914_vu_template/В,У - Мінея/09-Вересень/13-__-передсвяття_Воздвиження.docx
@@ -1409,7 +1409,7 @@
           <w:sz w:val="24"/>
           <w:szCs w:val="24"/>
         </w:rPr>
-        <w:t>Виходить чоловік до свого діла,* і до своєї праці аж до вечора.</w:t>
+        <w:t>Виходить людина до свого діла,* і до своєї праці аж до вечора.</w:t>
       </w:r>
     </w:p>
     <w:p>
@@ -1907,7 +1907,7 @@
           <w:sz w:val="24"/>
           <w:szCs w:val="24"/>
         </w:rPr>
-        <w:t xml:space="preserve"> нас достойними любити і боятися тебе від усього серця нашого і творити в усьому волю твою. Бо ти є добрий і чоловіколюбний Бог, і тобі славу віддаємо: Отцю, і Сину, і Святому Духові, нині і повсякчас, і на віки віків. Амінь.</w:t>
+        <w:t xml:space="preserve"> нас достойними любити і боятися тебе від усього серця нашого і творити в усьому волю твою. Бо ти є добрий і людинолюбний Бог, і тобі славу віддаємо: Отцю, і Сину, і Святому Духові, нині і повсякчас, і на віки віків. Амінь.</w:t>
       </w:r>
     </w:p>
     <w:p>
@@ -1987,7 +1987,7 @@
           <w:sz w:val="24"/>
           <w:szCs w:val="24"/>
         </w:rPr>
-        <w:t>е, ніж ми просимо, або розуміємо. Самий ти, чоловіколюбний Царю, у всьому добрий, задовольни нас багатством твоїх ласк, щоб ми непостидною совістю призивали святе ім'я твоє; і не введи нас у спокусу, але визволь нас від злого, і провидінням твоїм дай нам у</w:t>
+        <w:t>е, ніж ми просимо, або розуміємо. Самий ти, людинолюбний Царю, у всьому добрий, задовольни нас багатством твоїх ласк, щоб ми непостидною совістю призивали святе ім'я твоє; і не введи нас у спокусу, але визволь нас від злого, і провидінням твоїм дай нам у</w:t>
       </w:r>
       <w:r>
         <w:rPr>
@@ -2031,7 +2031,7 @@
           <w:sz w:val="24"/>
           <w:szCs w:val="24"/>
         </w:rPr>
-        <w:t>адай твої милості і ласки, відвідай нас у твоїй доброті і дай нам пройти й останок нинішнього дня вільним від різних затій лукавого, і збережи наше життя без напастувань, благодаттю Святого твого Духа, − милістю, щедротами і чоловіколюб'ям єдинородного Син</w:t>
+        <w:t>адай твої милості і ласки, відвідай нас у твоїй доброті і дай нам пройти й останок нинішнього дня вільним від різних затій лукавого, і збережи наше життя без напастувань, благодаттю Святого твого Духа, − милістю, щедротами і людинолюб'ям єдинородного Син</w:t>
       </w:r>
       <w:r>
         <w:rPr>
@@ -2075,7 +2075,7 @@
           <w:sz w:val="24"/>
           <w:szCs w:val="24"/>
         </w:rPr>
-        <w:t xml:space="preserve">іцяне царство уділеними ласками впродовж цього дня, остерігши нас від усякого лиха! Дай нам і решту непорочно докінчити перед святою твоєю славою і величати тебе одного і доброго, і чоловіколюбного Бога нашого. Бо ти Бог наш і тобі славу віддаємо: Отцю, і </w:t>
+        <w:t xml:space="preserve">іцяне царство уділеними ласками впродовж цього дня, остерігши нас від усякого лиха! Дай нам і решту непорочно докінчити перед святою твоєю славою і величати тебе одного і доброго, і людинолюбного Бога нашого. Бо ти Бог наш і тобі славу віддаємо: Отцю, і </w:t>
       </w:r>
       <w:r>
         <w:rPr>
@@ -2119,7 +2119,7 @@
           <w:sz w:val="24"/>
           <w:szCs w:val="24"/>
         </w:rPr>
-        <w:t xml:space="preserve"> і зорі, щоб володіли ніччю, нас же грішних вчинив достойними і в теперішню годину стати перед твоїм обличчям, щоб тебе визнавати і принести тобі вечірнє славослов'я. Направ, Чоловіколюбче, молитву нашу, немов кадило, перед тобою і прийми її, як благовонни</w:t>
+        <w:t xml:space="preserve"> і зорі, щоб володіли ніччю, нас же грішних вчинив достойними і в теперішню годину стати перед твоїм обличчям, щоб тебе визнавати і принести тобі вечірнє славослов'я. Направ, Людинолюбче, молитву нашу, немов кадило, перед тобою і прийми її, як благовонни</w:t>
       </w:r>
       <w:r>
         <w:rPr>
@@ -2143,7 +2143,7 @@
           <w:sz w:val="24"/>
           <w:szCs w:val="24"/>
         </w:rPr>
-        <w:t xml:space="preserve">воїх людей провини. Відвідай їх задля молитов святої Богородиці. Бо ти є добрий і чоловіколюбний </w:t>
+        <w:t xml:space="preserve">воїх людей провини. Відвідай їх задля молитов святої Богородиці. Бо ти є добрий і людинолюбний </w:t>
       </w:r>
       <w:r>
         <w:rPr>
@@ -7095,7 +7095,7 @@
           <w:szCs w:val="24"/>
           <w:highlight w:val="white"/>
         </w:rPr>
-        <w:t>ста́вив єси́ ве́жею кріпости* Це́ркву Твою́, Хри́сте,* Предвічне Сло́во;* адже́ заснува́в єси́ її на ске́лі віри.* Тим-то непохи́тною зостає́ться вона́ во вік,* ма́ючи Тебе́, що за́для не́ї став в оста́нній час безперемінно чоловіком.* Тому́ в благода́ренн</w:t>
+        <w:t>ста́вив єси́ ве́жею кріпости* Це́ркву Твою́, Хри́сте,* Предвічне Сло́во;* адже́ заснува́в єси́ її на ске́лі віри.* Тим-то непохи́тною зостає́ться вона́ во вік,* ма́ючи Тебе́, що за́для не́ї став в оста́нній час безперемінно людинаом.* Тому́ в благода́ренн</w:t>
       </w:r>
       <w:r>
         <w:rPr>
@@ -9846,7 +9846,7 @@
           <w:szCs w:val="24"/>
           <w:u w:val="single"/>
         </w:rPr>
-        <w:t>ішних вчинив достойними і в теперішню годину стати перед твоїм обличчям, щоб тебе визнавати і принести тобі вечірнє славослов'я. Направ, Чоловіколюбче, молитву нашу, немов кадило, перед тобою і прийми її, як благовонний запах. Дай нам мирний цей вечір і бл</w:t>
+        <w:t>ішних вчинив достойними і в теперішню годину стати перед твоїм обличчям, щоб тебе визнавати і принести тобі вечірнє славослов'я. Направ, Людинолюбче, молитву нашу, немов кадило, перед тобою і прийми її, як благовонний запах. Дай нам мирний цей вечір і бл</w:t>
       </w:r>
       <w:r>
         <w:rPr>
@@ -10136,7 +10136,7 @@
           <w:sz w:val="24"/>
           <w:szCs w:val="24"/>
         </w:rPr>
-        <w:t xml:space="preserve"> Господи, Боже наш, що прихилив небо і зійшов на спасіння людського роду! Зглянься на слуг твоїх і на спадкоємство твоє, бо перед тобою, страшним і чоловіколюбним Суддею, слуги твої схилили свої голови і зігнули свої ш</w:t>
+        <w:t xml:space="preserve"> Господи, Боже наш, що прихилив небо і зійшов на спасіння людського роду! Зглянься на слуг твоїх і на спадкоємство твоє, бо перед тобою, страшним і людинолюбним Суддею, слуги твої схилили свої голови і зігнули свої ш</w:t>
       </w:r>
       <w:r>
         <w:rPr>
@@ -11294,7 +11294,7 @@
           <w:sz w:val="24"/>
           <w:szCs w:val="24"/>
         </w:rPr>
-        <w:t xml:space="preserve">ди,* Тобі приносимо як молитву.* Спаси благовірний народ і місто Твоє, що молиться,* заради Богородиці, єдиний Чоловіколюбче. </w:t>
+        <w:t xml:space="preserve">ди,* Тобі приносимо як молитву.* Спаси благовірний народ і місто Твоє, що молиться,* заради Богородиці, єдиний Людинолюбче. </w:t>
       </w:r>
     </w:p>
     <w:p>
@@ -12023,7 +12023,7 @@
           <w:sz w:val="24"/>
           <w:szCs w:val="24"/>
         </w:rPr>
-        <w:t>, і всіх святих, помилує і спасе нас, як благий і чоловіколюбець.</w:t>
+        <w:t>, і всіх святих, помилує і спасе нас, як благий і людинолюбний.</w:t>
       </w:r>
     </w:p>
     <w:p>
@@ -13583,7 +13583,7 @@
           <w:sz w:val="24"/>
           <w:szCs w:val="24"/>
         </w:rPr>
-        <w:t>Мене залічено до тих, що сходять у яму.* Я став як чоловік, що допомоги не має.</w:t>
+        <w:t>Мене залічено до тих, що сходять у яму.* Я став як людина, що допомоги не має.</w:t>
       </w:r>
     </w:p>
     <w:p>
@@ -15264,7 +15264,7 @@
           <w:sz w:val="24"/>
           <w:szCs w:val="24"/>
         </w:rPr>
-        <w:t xml:space="preserve"> Чоловіколюбець, аж до останнього нашого віддиху появляти тобі жертву справедливости й приноси на святих твоїх жертовниках, милістю і ласками і чоловіколюб'ям єдинородного Сина твого, з яким ти є благословенний з пресвятим, добрим і животворящим твоїм Духо</w:t>
+        <w:t xml:space="preserve"> Людинолюбець, аж до останнього нашого віддиху появляти тобі жертву справедливости й приноси на святих твоїх жертовниках, милістю і ласками і людинолюб'ям єдинородного Сина твого, з яким ти є благословенний з пресвятим, добрим і животворящим твоїм Духо</w:t>
       </w:r>
       <w:r>
         <w:rPr>
@@ -16833,7 +16833,7 @@
           <w:sz w:val="24"/>
           <w:szCs w:val="24"/>
         </w:rPr>
-        <w:t xml:space="preserve">Животворящий хрест Твого благодіяння,* який дарував Ти нам, недостойним, Господи,* Тобі приносимо як молитву.* Спаси благовірний народ і місто Твоє, що молиться,* заради Богородиці, єдиний Чоловіколюбче. </w:t>
+        <w:t xml:space="preserve">Животворящий хрест Твого благодіяння,* який дарував Ти нам, недостойним, Господи,* Тобі приносимо як молитву.* Спаси благовірний народ і місто Твоє, що молиться,* заради Богородиці, єдиний Людинолюбче. </w:t>
       </w:r>
     </w:p>
     <w:p>
@@ -17639,7 +17639,7 @@
           <w:sz w:val="24"/>
           <w:szCs w:val="24"/>
         </w:rPr>
-        <w:t>Бо Ти благий і Чоловіколюбець Бог єси і Тобі славу возсилаємо Отцю, і Сину, і Святому Духові</w:t>
+        <w:t>Бо Ти благий і Людинолюбець Бог єси і Тобі славу возсилаємо Отцю, і Сину, і Святому Духові</w:t>
       </w:r>
       <w:r>
         <w:rPr>
@@ -18304,7 +18304,7 @@
           <w:szCs w:val="24"/>
           <w:u w:val="single"/>
         </w:rPr>
-        <w:t>ць, аж до останнього нашого віддиху появляти тобі жертву справедливости й приноси на святих твоїх жертовниках, милістю і ласками і чоловіколюб'ям єдинородного Сина твого, з яким ти є благословенний з пресвятим, добрим і животворящим твоїм Духом, нині й пов</w:t>
+        <w:t>ць, аж до останнього нашого віддиху появляти тобі жертву справедливости й приноси на святих твоїх жертовниках, милістю і ласками і людинолюб'ям єдинородного Сина твого, з яким ти є благословенний з пресвятим, добрим і животворящим твоїм Духом, нині й пов</w:t>
       </w:r>
       <w:r>
         <w:rPr>
@@ -18711,7 +18711,7 @@
           <w:sz w:val="24"/>
           <w:szCs w:val="24"/>
         </w:rPr>
-        <w:t>й Твоїх, Церкву Твою утверди, єдиний благий і Чоловіколюбець.</w:t>
+        <w:t>й Твоїх, Церкву Твою утверди, єдиний благий і Людинолюбець.</w:t>
       </w:r>
     </w:p>
     <w:p>
@@ -21354,7 +21354,7 @@
           <w:sz w:val="24"/>
           <w:szCs w:val="24"/>
         </w:rPr>
-        <w:t>Ісає, ликуй!* Діва зачала в лоні й породила Сина Еммануїла, Бога й чоловіка,* а Схід – ім'я йому.* Його величаючи, Діву прославляємо.</w:t>
+        <w:t>Ісає, ликуй!* Діва зачала в лоні й породила Сина Еммануїла, Бога й людинаа,* а Схід – ім'я йому.* Його величаючи, Діву прославляємо.</w:t>
       </w:r>
     </w:p>
     <w:p>
@@ -24197,7 +24197,7 @@
           <w:sz w:val="24"/>
           <w:szCs w:val="24"/>
         </w:rPr>
-        <w:t>де в чому згрішили добровільно чи недобровільно, як добрий і чоловіколюбний Бог, прости і даруй нам земні й небесні добра твої:</w:t>
+        <w:t>де в чому згрішили добровільно чи недобровільно, як добрий і людинолюбний Бог, прости і даруй нам земні й небесні добра твої:</w:t>
       </w:r>
     </w:p>
     <w:p>
@@ -25023,7 +25023,7 @@
           <w:sz w:val="24"/>
           <w:szCs w:val="24"/>
         </w:rPr>
-        <w:t xml:space="preserve">ивотворящий хрест Твого благодіяння,* який дарував Ти нам, недостойним, Господи,* Тобі приносимо як молитву.* Спаси благовірний народ і місто Твоє, що молиться,* заради Богородиці, єдиний Чоловіколюбче. </w:t>
+        <w:t xml:space="preserve">ивотворящий хрест Твого благодіяння,* який дарував Ти нам, недостойним, Господи,* Тобі приносимо як молитву.* Спаси благовірний народ і місто Твоє, що молиться,* заради Богородиці, єдиний Людинолюбче. </w:t>
       </w:r>
     </w:p>
     <w:p>
@@ -25721,7 +25721,7 @@
           <w:sz w:val="24"/>
           <w:szCs w:val="24"/>
         </w:rPr>
-        <w:t>, і всіх святих, помилує і спасе нас, як благий і чоловіколюбець.</w:t>
+        <w:t>, і всіх святих, помилує і спасе нас, як благий і людинолюбний.</w:t>
       </w:r>
     </w:p>
     <w:p>
